--- a/companies/hollowell-ip/People/2021.01.25 - Onboarding - Joseph Walker.docx
+++ b/companies/hollowell-ip/People/2021.01.25 - Onboarding - Joseph Walker.docx
@@ -7,27 +7,37 @@
         <w:pStyle w:val="Heading1"/>
       </w:pPr>
       <w:r>
-        <w:t>Onboarding Record — Joseph Walker, Associate</w:t>
+        <w:t>New Associate: Joseph Walker</w:t>
       </w:r>
     </w:p>
     <w:p>
       <w:r>
-        <w:t>Joseph Walker starts today as an Associate in Prosecution. He came to us out of a practice where he had already learned the useful half of this job, which is asking a founder what was actually disclosed, to whom, and on what date, before telling anyone what can still be filed. He will carry that work here, and the group is better staffed for having someone who does it without being asked twice.</w:t>
+        <w:t>Joseph Walker started with the prosecution group on Monday, and this note is for the file and for the people who will work with him. He joins as an associate on the prosecution side, comfortable in a specification and a file history, which means he can be useful on live matters quickly rather than after a long ramp. I want him treated as someone who can carry real work early, with a partner reading behind him.</w:t>
       </w:r>
     </w:p>
     <w:p>
       <w:r>
-        <w:t>His assignment is the startup side of the practice: drafting, prosecution, and the client correspondence that goes with it. The firm's expectation on correspondence is narrow and worth stating plainly. Short is welcome. A client who reads two sentences and stops should not be misled by the two sentences he read. The qualifications belong in the memorandum, and the memorandum is where the analysis lives; the email points at it. An update that reads as a conclusion because the hedge was cut for length is not shorter, it is wrong. Where a client wants the answer in the email, the email may point at the memorandum and say the answer is in it. That is not evasion; it is the difference between correspondence and an opinion, and the difference is one this firm charges for.</w:t>
+        <w:t>Joseph Walker reports to Heather Munoz, Partner. She will hand him his first matters, set the order he works them in, and review his drafts before anything leaves the firm; when he cannot tell whether a task is genuinely urgent, that is a question for Heather and not one for him to settle by guessing. He should get comfortable asking it, since the firm treats an up-front question as ordinary and a misjudged priority as the thing we are trying to avoid.</w:t>
       </w:r>
     </w:p>
     <w:p>
       <w:r>
-        <w:t>Docket discipline applies to him on the same terms as everyone else. Dates come from the docket and go to the docket, and a client's assurance about a disclosure date is a fact to be confirmed, not a date to be relied on. Anything privileged is marked when it is written, not when someone asks. Scope questions arrive disguised as scheduling questions more often than not; when he finds one, it comes back to me before it is answered, because the answer may need a new engagement letter rather than a reply. A founder asking when something can be filed is frequently asking, without knowing it, whether we represent him on a thing we have not agreed to represent him on.</w:t>
+        <w:t>How we work here should not surprise him, from what I have seen. He defers to a partner on anything a client will read, which is exactly right, because the sentence a client relies on is the firm's to stand behind and not the associate's to venture. He also marks privileged work as privileged without being told, and that reflex spares everyone the argument after the fact, so I would like the newer lawyers to watch how he handles it.</w:t>
       </w:r>
     </w:p>
     <w:p>
       <w:r>
-        <w:t>File access, docket access, and the conflicts check on his prior engagements were completed before his start date. Mary Bradley will review his outbound client correspondence and his memoranda through his first period, and will keep reviewing the memoranda after the correspondence review ends. He should expect the review to add conditions and remove adjectives, and should not read either as a comment on the analysis underneath.</w:t>
+        <w:t>The docket runs this firm, and he will learn quickly that a date here is confirmed and then left alone. The one mistake this practice cannot absorb is a deadline that slips because someone assumed someone else was holding it, so he will meet the docketing desk in his first days and see how that discipline works in practice, which is worth more than any written policy on the subject. His access, his seat with the prosecution group, and his first assignments are ready.</w:t>
+      </w:r>
+    </w:p>
+    <w:p>
+      <w:r>
+        <w:t>For his first weeks he should read a stretch of the firm's recent responses and amendments before he drafts one of his own, so the house voice is in his ear and not in a memo, and he should expect to be on client calls early as a listener rather than a speaker. As a first step, his opening draft should go to Heather Munoz for review well before month-end, and he should book the docket-desk session this week rather than let it drift.</w:t>
+      </w:r>
+    </w:p>
+    <w:p>
+      <w:r>
+        <w:t>Filed by Mary Bradley, Managing Partner.</w:t>
       </w:r>
     </w:p>
     <w:sectPr>
